--- a/第四週(10-01)/Nguyên lý xe tự lái_Tuần 4_Tài liệu học tập.docx
+++ b/第四週(10-01)/Nguyên lý xe tự lái_Tuần 4_Tài liệu học tập.docx
@@ -5421,7 +5421,7 @@
           <w:sz w:val="24"/>
           <w:szCs w:val="24"/>
         </w:rPr>
-        <w:t xml:space="preserve">Ba tầng này, trong trình mô phỏng của ta là gì</w:t>
+        <w:t xml:space="preserve">Ba tầng này nằm ở ô nào trên trình mô phỏng — và ô nào không phải kịch bản</w:t>
       </w:r>
     </w:p>
     <w:p>
@@ -5438,7 +5438,7 @@
           <w:sz w:val="19"/>
           <w:szCs w:val="19"/>
         </w:rPr>
-        <w:t xml:space="preserve">Bảng 6　Ba tầng ứng với ba thứ trên trình mô phỏng</w:t>
+        <w:t xml:space="preserve">Bảng 6　Ba tầng nằm ở ô nào trên trình mô phỏng</w:t>
       </w:r>
     </w:p>
     <w:tbl>
@@ -5454,9 +5454,9 @@
         </w:tblBorders>
       </w:tblPr>
       <w:tblGrid>
-        <w:gridCol w:w="2100"/>
-        <w:gridCol w:w="3400"/>
-        <w:gridCol w:w="3860"/>
+        <w:gridCol w:w="1760"/>
+        <w:gridCol w:w="3200"/>
+        <w:gridCol w:w="4400"/>
       </w:tblGrid>
       <w:tr>
         <w:trPr>
@@ -5465,7 +5465,7 @@
         </w:trPr>
         <w:tc>
           <w:tcPr>
-            <w:tcW w:type="dxa" w:w="2100"/>
+            <w:tcW w:type="dxa" w:w="1760"/>
             <w:shd w:fill="EDF0F3" w:color="auto" w:val="clear"/>
             <w:tcMar>
               <w:top w:type="dxa" w:w="60"/>
@@ -5494,7 +5494,7 @@
         </w:tc>
         <w:tc>
           <w:tcPr>
-            <w:tcW w:type="dxa" w:w="3400"/>
+            <w:tcW w:type="dxa" w:w="3200"/>
             <w:shd w:fill="EDF0F3" w:color="auto" w:val="clear"/>
             <w:tcMar>
               <w:top w:type="dxa" w:w="60"/>
@@ -5517,13 +5517,13 @@
                 <w:sz w:val="18"/>
                 <w:szCs w:val="18"/>
               </w:rPr>
-              <w:t xml:space="preserve">Thứ nào trên trình mô phỏng</w:t>
-            </w:r>
-          </w:p>
-        </w:tc>
-        <w:tc>
-          <w:tcPr>
-            <w:tcW w:type="dxa" w:w="3860"/>
+              <w:t xml:space="preserve">Ô nào trên trình mô phỏng</w:t>
+            </w:r>
+          </w:p>
+        </w:tc>
+        <w:tc>
+          <w:tcPr>
+            <w:tcW w:type="dxa" w:w="4400"/>
             <w:shd w:fill="EDF0F3" w:color="auto" w:val="clear"/>
             <w:tcMar>
               <w:top w:type="dxa" w:w="60"/>
@@ -5558,7 +5558,7 @@
         </w:trPr>
         <w:tc>
           <w:tcPr>
-            <w:tcW w:type="dxa" w:w="2100"/>
+            <w:tcW w:type="dxa" w:w="1760"/>
             <w:tcMar>
               <w:top w:type="dxa" w:w="60"/>
               <w:left w:type="dxa" w:w="95"/>
@@ -5586,7 +5586,7 @@
         </w:tc>
         <w:tc>
           <w:tcPr>
-            <w:tcW w:type="dxa" w:w="3400"/>
+            <w:tcW w:type="dxa" w:w="3200"/>
             <w:tcMar>
               <w:top w:type="dxa" w:w="60"/>
               <w:left w:type="dxa" w:w="95"/>
@@ -5614,29 +5614,29 @@
         </w:tc>
         <w:tc>
           <w:tcPr>
-            <w:tcW w:type="dxa" w:w="3860"/>
-            <w:tcMar>
-              <w:top w:type="dxa" w:w="60"/>
-              <w:left w:type="dxa" w:w="95"/>
-              <w:bottom w:type="dxa" w:w="60"/>
-              <w:right w:type="dxa" w:w="95"/>
-            </w:tcMar>
-            <w:vAlign w:val="center"/>
-          </w:tcPr>
-          <w:p>
-            <w:pPr>
-              <w:spacing w:after="0" w:line="265"/>
-            </w:pPr>
-            <w:r>
-              <w:rPr>
-                <w:rFonts w:ascii="Arial" w:cs="Arial" w:eastAsia="Arial" w:hAnsi="Arial"/>
-                <w:b w:val="false"/>
-                <w:bCs w:val="false"/>
-                <w:color w:val="1B1B1B"/>
-                <w:sz w:val="18"/>
-                <w:szCs w:val="18"/>
-              </w:rPr>
-              <w:t xml:space="preserve">«Hà Nội giờ cao điểm»</w:t>
+            <w:tcW w:type="dxa" w:w="4400"/>
+            <w:tcMar>
+              <w:top w:type="dxa" w:w="60"/>
+              <w:left w:type="dxa" w:w="95"/>
+              <w:bottom w:type="dxa" w:w="60"/>
+              <w:right w:type="dxa" w:w="95"/>
+            </w:tcMar>
+            <w:vAlign w:val="center"/>
+          </w:tcPr>
+          <w:p>
+            <w:pPr>
+              <w:spacing w:after="0" w:line="265"/>
+            </w:pPr>
+            <w:r>
+              <w:rPr>
+                <w:rFonts w:ascii="Arial" w:cs="Arial" w:eastAsia="Arial" w:hAnsi="Arial"/>
+                <w:b w:val="false"/>
+                <w:bCs w:val="false"/>
+                <w:color w:val="1B1B1B"/>
+                <w:sz w:val="18"/>
+                <w:szCs w:val="18"/>
+              </w:rPr>
+              <w:t xml:space="preserve">«Hà Nội giờ cao điểm» — không một con số nào</w:t>
             </w:r>
           </w:p>
         </w:tc>
@@ -5648,7 +5648,7 @@
         </w:trPr>
         <w:tc>
           <w:tcPr>
-            <w:tcW w:type="dxa" w:w="2100"/>
+            <w:tcW w:type="dxa" w:w="1760"/>
             <w:tcMar>
               <w:top w:type="dxa" w:w="60"/>
               <w:left w:type="dxa" w:w="95"/>
@@ -5676,57 +5676,57 @@
         </w:tc>
         <w:tc>
           <w:tcPr>
-            <w:tcW w:type="dxa" w:w="3400"/>
-            <w:tcMar>
-              <w:top w:type="dxa" w:w="60"/>
-              <w:left w:type="dxa" w:w="95"/>
-              <w:bottom w:type="dxa" w:w="60"/>
-              <w:right w:type="dxa" w:w="95"/>
-            </w:tcMar>
-            <w:vAlign w:val="center"/>
-          </w:tcPr>
-          <w:p>
-            <w:pPr>
-              <w:spacing w:after="0" w:line="265"/>
-            </w:pPr>
-            <w:r>
-              <w:rPr>
-                <w:rFonts w:ascii="Arial" w:cs="Arial" w:eastAsia="Arial" w:hAnsi="Arial"/>
-                <w:b w:val="false"/>
-                <w:bCs w:val="false"/>
-                <w:color w:val="1B1B1B"/>
-                <w:sz w:val="18"/>
-                <w:szCs w:val="18"/>
-              </w:rPr>
-              <w:t xml:space="preserve">Toàn bộ khoảng mà thanh trượt kéo được</w:t>
-            </w:r>
-          </w:p>
-        </w:tc>
-        <w:tc>
-          <w:tcPr>
-            <w:tcW w:type="dxa" w:w="3860"/>
-            <w:tcMar>
-              <w:top w:type="dxa" w:w="60"/>
-              <w:left w:type="dxa" w:w="95"/>
-              <w:bottom w:type="dxa" w:w="60"/>
-              <w:right w:type="dxa" w:w="95"/>
-            </w:tcMar>
-            <w:vAlign w:val="center"/>
-          </w:tcPr>
-          <w:p>
-            <w:pPr>
-              <w:spacing w:after="0" w:line="265"/>
-            </w:pPr>
-            <w:r>
-              <w:rPr>
-                <w:rFonts w:ascii="Arial" w:cs="Arial" w:eastAsia="Arial" w:hAnsi="Arial"/>
-                <w:b w:val="false"/>
-                <w:bCs w:val="false"/>
-                <w:color w:val="1B1B1B"/>
-                <w:sz w:val="18"/>
-                <w:szCs w:val="18"/>
-              </w:rPr>
-              <w:t xml:space="preserve">1–60 tia · 10–120 m · 20–180°</w:t>
+            <w:tcW w:type="dxa" w:w="3200"/>
+            <w:tcMar>
+              <w:top w:type="dxa" w:w="60"/>
+              <w:left w:type="dxa" w:w="95"/>
+              <w:bottom w:type="dxa" w:w="60"/>
+              <w:right w:type="dxa" w:w="95"/>
+            </w:tcMar>
+            <w:vAlign w:val="center"/>
+          </w:tcPr>
+          <w:p>
+            <w:pPr>
+              <w:spacing w:after="0" w:line="265"/>
+            </w:pPr>
+            <w:r>
+              <w:rPr>
+                <w:rFonts w:ascii="Arial" w:cs="Arial" w:eastAsia="Arial" w:hAnsi="Arial"/>
+                <w:b w:val="false"/>
+                <w:bCs w:val="false"/>
+                <w:color w:val="1B1B1B"/>
+                <w:sz w:val="18"/>
+                <w:szCs w:val="18"/>
+              </w:rPr>
+              <w:t xml:space="preserve">Mấy ô đường sá dưới cái tên đó: mật độ xe, dòng xe máy, xe tải đỗ sai, người băng qua, thời tiết, tốc độ mục tiêu</w:t>
+            </w:r>
+          </w:p>
+        </w:tc>
+        <w:tc>
+          <w:tcPr>
+            <w:tcW w:type="dxa" w:w="4400"/>
+            <w:tcMar>
+              <w:top w:type="dxa" w:w="60"/>
+              <w:left w:type="dxa" w:w="95"/>
+              <w:bottom w:type="dxa" w:w="60"/>
+              <w:right w:type="dxa" w:w="95"/>
+            </w:tcMar>
+            <w:vAlign w:val="center"/>
+          </w:tcPr>
+          <w:p>
+            <w:pPr>
+              <w:spacing w:after="0" w:line="265"/>
+            </w:pPr>
+            <w:r>
+              <w:rPr>
+                <w:rFonts w:ascii="Arial" w:cs="Arial" w:eastAsia="Arial" w:hAnsi="Arial"/>
+                <w:b w:val="false"/>
+                <w:bCs w:val="false"/>
+                <w:color w:val="1B1B1B"/>
+                <w:sz w:val="18"/>
+                <w:szCs w:val="18"/>
+              </w:rPr>
+              <w:t xml:space="preserve">Mật độ 7 · có xe máy · có xe đỗ sai · có người đi bộ · trời nắng · 40 km/h — sáu ô này khoanh ra cả một nhóm tình huống</w:t>
             </w:r>
           </w:p>
         </w:tc>
@@ -5738,7 +5738,7 @@
         </w:trPr>
         <w:tc>
           <w:tcPr>
-            <w:tcW w:type="dxa" w:w="2100"/>
+            <w:tcW w:type="dxa" w:w="1760"/>
             <w:tcMar>
               <w:top w:type="dxa" w:w="60"/>
               <w:left w:type="dxa" w:w="95"/>
@@ -5766,57 +5766,163 @@
         </w:tc>
         <w:tc>
           <w:tcPr>
-            <w:tcW w:type="dxa" w:w="3400"/>
-            <w:tcMar>
-              <w:top w:type="dxa" w:w="60"/>
-              <w:left w:type="dxa" w:w="95"/>
-              <w:bottom w:type="dxa" w:w="60"/>
-              <w:right w:type="dxa" w:w="95"/>
-            </w:tcMar>
-            <w:vAlign w:val="center"/>
-          </w:tcPr>
-          <w:p>
-            <w:pPr>
-              <w:spacing w:after="0" w:line="265"/>
-            </w:pPr>
-            <w:r>
-              <w:rPr>
-                <w:rFonts w:ascii="Arial" w:cs="Arial" w:eastAsia="Arial" w:hAnsi="Arial"/>
-                <w:b w:val="false"/>
-                <w:bCs w:val="false"/>
-                <w:color w:val="1B1B1B"/>
-                <w:sz w:val="18"/>
-                <w:szCs w:val="18"/>
-              </w:rPr>
-              <w:t xml:space="preserve">Thanh trượt dừng ở một vị trí (cộng thêm một seed)</w:t>
-            </w:r>
-          </w:p>
-        </w:tc>
-        <w:tc>
-          <w:tcPr>
-            <w:tcW w:type="dxa" w:w="3860"/>
-            <w:tcMar>
-              <w:top w:type="dxa" w:w="60"/>
-              <w:left w:type="dxa" w:w="95"/>
-              <w:bottom w:type="dxa" w:w="60"/>
-              <w:right w:type="dxa" w:w="95"/>
-            </w:tcMar>
-            <w:vAlign w:val="center"/>
-          </w:tcPr>
-          <w:p>
-            <w:pPr>
-              <w:spacing w:after="0" w:line="265"/>
-            </w:pPr>
-            <w:r>
-              <w:rPr>
-                <w:rFonts w:ascii="Arial" w:cs="Arial" w:eastAsia="Arial" w:hAnsi="Arial"/>
-                <w:b w:val="false"/>
-                <w:bCs w:val="false"/>
-                <w:color w:val="1B1B1B"/>
-                <w:sz w:val="18"/>
-                <w:szCs w:val="18"/>
-              </w:rPr>
-              <w:t xml:space="preserve">12 tia · 40 m · 90°, seed 3</w:t>
+            <w:tcW w:type="dxa" w:w="3200"/>
+            <w:tcMar>
+              <w:top w:type="dxa" w:w="60"/>
+              <w:left w:type="dxa" w:w="95"/>
+              <w:bottom w:type="dxa" w:w="60"/>
+              <w:right w:type="dxa" w:w="95"/>
+            </w:tcMar>
+            <w:vAlign w:val="center"/>
+          </w:tcPr>
+          <w:p>
+            <w:pPr>
+              <w:spacing w:after="0" w:line="265"/>
+            </w:pPr>
+            <w:r>
+              <w:rPr>
+                <w:rFonts w:ascii="Arial" w:cs="Arial" w:eastAsia="Arial" w:hAnsi="Arial"/>
+                <w:b w:val="false"/>
+                <w:bCs w:val="false"/>
+                <w:color w:val="1B1B1B"/>
+                <w:sz w:val="18"/>
+                <w:szCs w:val="18"/>
+              </w:rPr>
+              <w:t xml:space="preserve">Thêm một seed</w:t>
+            </w:r>
+          </w:p>
+        </w:tc>
+        <w:tc>
+          <w:tcPr>
+            <w:tcW w:type="dxa" w:w="4400"/>
+            <w:tcMar>
+              <w:top w:type="dxa" w:w="60"/>
+              <w:left w:type="dxa" w:w="95"/>
+              <w:bottom w:type="dxa" w:w="60"/>
+              <w:right w:type="dxa" w:w="95"/>
+            </w:tcMar>
+            <w:vAlign w:val="center"/>
+          </w:tcPr>
+          <w:p>
+            <w:pPr>
+              <w:spacing w:after="0" w:line="265"/>
+            </w:pPr>
+            <w:r>
+              <w:rPr>
+                <w:rFonts w:ascii="Arial" w:cs="Arial" w:eastAsia="Arial" w:hAnsi="Arial"/>
+                <w:b w:val="false"/>
+                <w:bCs w:val="false"/>
+                <w:color w:val="1B1B1B"/>
+                <w:sz w:val="18"/>
+                <w:szCs w:val="18"/>
+              </w:rPr>
+              <w:t xml:space="preserve">Seed 12 — chuyến đó từng xe ở làn nào, nhanh bao nhiêu, xe máy nào lách sang trái ở giây thứ mấy, người đi bộ bước ra giây thứ mấy</w:t>
+            </w:r>
+          </w:p>
+        </w:tc>
+      </w:tr>
+      <w:tr>
+        <w:trPr>
+          <w:cantSplit/>
+          <w:tblHeader w:val="false"/>
+        </w:trPr>
+        <w:tc>
+          <w:tcPr>
+            <w:tcW w:type="dxa" w:w="1760"/>
+            <w:tcMar>
+              <w:top w:type="dxa" w:w="60"/>
+              <w:left w:type="dxa" w:w="95"/>
+              <w:bottom w:type="dxa" w:w="60"/>
+              <w:right w:type="dxa" w:w="95"/>
+            </w:tcMar>
+            <w:vAlign w:val="center"/>
+          </w:tcPr>
+          <w:p>
+            <w:pPr>
+              <w:spacing w:after="40" w:line="265"/>
+            </w:pPr>
+            <w:r>
+              <w:rPr>
+                <w:rFonts w:ascii="Arial" w:cs="Arial" w:eastAsia="Arial" w:hAnsi="Arial"/>
+                <w:b w:val="false"/>
+                <w:bCs w:val="false"/>
+                <w:color w:val="1B1B1B"/>
+                <w:sz w:val="18"/>
+                <w:szCs w:val="18"/>
+              </w:rPr>
+              <w:t xml:space="preserve">(Không thuộc ba tầng)</w:t>
+            </w:r>
+          </w:p>
+          <w:p>
+            <w:pPr>
+              <w:spacing w:after="0" w:line="265"/>
+            </w:pPr>
+            <w:r>
+              <w:rPr>
+                <w:rFonts w:ascii="Arial" w:cs="Arial" w:eastAsia="Arial" w:hAnsi="Arial"/>
+                <w:b w:val="false"/>
+                <w:bCs w:val="false"/>
+                <w:color w:val="1B1B1B"/>
+                <w:sz w:val="18"/>
+                <w:szCs w:val="18"/>
+              </w:rPr>
+              <w:t xml:space="preserve">Ba thanh trượt</w:t>
+            </w:r>
+          </w:p>
+        </w:tc>
+        <w:tc>
+          <w:tcPr>
+            <w:tcW w:type="dxa" w:w="3200"/>
+            <w:tcMar>
+              <w:top w:type="dxa" w:w="60"/>
+              <w:left w:type="dxa" w:w="95"/>
+              <w:bottom w:type="dxa" w:w="60"/>
+              <w:right w:type="dxa" w:w="95"/>
+            </w:tcMar>
+            <w:vAlign w:val="center"/>
+          </w:tcPr>
+          <w:p>
+            <w:pPr>
+              <w:spacing w:after="0" w:line="265"/>
+            </w:pPr>
+            <w:r>
+              <w:rPr>
+                <w:rFonts w:ascii="Arial" w:cs="Arial" w:eastAsia="Arial" w:hAnsi="Arial"/>
+                <w:b w:val="false"/>
+                <w:bCs w:val="false"/>
+                <w:color w:val="1B1B1B"/>
+                <w:sz w:val="18"/>
+                <w:szCs w:val="18"/>
+              </w:rPr>
+              <w:t xml:space="preserve">Thông số của hệ thống được kiểm tra, không phải tình huống ngoài đường</w:t>
+            </w:r>
+          </w:p>
+        </w:tc>
+        <w:tc>
+          <w:tcPr>
+            <w:tcW w:type="dxa" w:w="4400"/>
+            <w:tcMar>
+              <w:top w:type="dxa" w:w="60"/>
+              <w:left w:type="dxa" w:w="95"/>
+              <w:bottom w:type="dxa" w:w="60"/>
+              <w:right w:type="dxa" w:w="95"/>
+            </w:tcMar>
+            <w:vAlign w:val="center"/>
+          </w:tcPr>
+          <w:p>
+            <w:pPr>
+              <w:spacing w:after="0" w:line="265"/>
+            </w:pPr>
+            <w:r>
+              <w:rPr>
+                <w:rFonts w:ascii="Arial" w:cs="Arial" w:eastAsia="Arial" w:hAnsi="Arial"/>
+                <w:b w:val="false"/>
+                <w:bCs w:val="false"/>
+                <w:color w:val="1B1B1B"/>
+                <w:sz w:val="18"/>
+                <w:szCs w:val="18"/>
+              </w:rPr>
+              <w:t xml:space="preserve">9 tia · 25 m · 120°</w:t>
             </w:r>
           </w:p>
         </w:tc>
@@ -5849,9 +5955,100 @@
           <w:sz w:val="22"/>
           <w:szCs w:val="22"/>
         </w:rPr>
-        <w:t xml:space="preserve">Chọn một tình huống nghĩa là nhảy tới một bộ số đã đặt sẵn, đó cũng là kịch bản cụ thể. Câu 2 ở tiết 3 chính là đang quét tham số: kịch bản khoá chặt không đổi, chỉ đổi số tia, chiều dài và góc quét.</w:t>
-      </w:r>
-    </w:p>
+        <w:t xml:space="preserve">Nên hãy nhớ công thức này: thiết lập đường sá + seed = một kịch bản cụ thể. Seed đứng một mình chẳng là gì cả — cùng seed 12, đổi mật độ xe từ 7 xuống 6 thì từ chiếc thứ 6 trở đi đã thay hết, đó là một kịch bản cụ thể khác.</w:t>
+      </w:r>
+    </w:p>
+    <w:tbl>
+      <w:tblPr>
+        <w:tblW w:type="dxa" w:w="9360"/>
+        <w:tblBorders>
+          <w:top w:val="single" w:color="A8B2BA" w:sz="6"/>
+          <w:left w:val="none"/>
+          <w:bottom w:val="single" w:color="A8B2BA" w:sz="6"/>
+          <w:right w:val="none"/>
+          <w:insideH w:val="none"/>
+          <w:insideV w:val="none"/>
+        </w:tblBorders>
+      </w:tblPr>
+      <w:tblGrid>
+        <w:gridCol w:w="9360"/>
+      </w:tblGrid>
+      <w:tr>
+        <w:trPr>
+          <w:cantSplit/>
+        </w:trPr>
+        <w:tc>
+          <w:tcPr>
+            <w:tcW w:type="dxa" w:w="9360"/>
+            <w:shd w:fill="F6F8F9" w:color="auto" w:val="clear"/>
+            <w:tcMar>
+              <w:top w:type="dxa" w:w="140"/>
+              <w:left w:type="dxa" w:w="200"/>
+              <w:bottom w:type="dxa" w:w="140"/>
+              <w:right w:type="dxa" w:w="180"/>
+            </w:tcMar>
+          </w:tcPr>
+          <w:p>
+            <w:pPr>
+              <w:spacing w:after="90" w:line="300"/>
+            </w:pPr>
+            <w:r>
+              <w:rPr>
+                <w:rFonts w:ascii="Arial" w:cs="Arial" w:eastAsia="Arial" w:hAnsi="Arial"/>
+                <w:b/>
+                <w:bCs/>
+                <w:color w:val="24405C"/>
+                <w:sz w:val="20"/>
+                <w:szCs w:val="20"/>
+              </w:rPr>
+              <w:t xml:space="preserve">Vì sao ba thanh trượt không tính là kịch bản</w:t>
+            </w:r>
+          </w:p>
+          <w:p>
+            <w:pPr>
+              <w:spacing w:after="80" w:line="310"/>
+            </w:pPr>
+            <w:r>
+              <w:rPr>
+                <w:rFonts w:ascii="Arial" w:cs="Arial" w:eastAsia="Arial" w:hAnsi="Arial"/>
+                <w:color w:val="1B1B1B"/>
+                <w:sz w:val="20"/>
+                <w:szCs w:val="20"/>
+              </w:rPr>
+              <w:t xml:space="preserve">Đo thực tế: cố định seed 12, tăng số tia từ 9 lên 60, kéo chiều dài tia từ 25 lên 45 m, thu góc quét từ 120° xuống 90°, hoặc bật mưa — đàn xe sinh ra ngoài đường không đổi một chiếc nào.</w:t>
+            </w:r>
+          </w:p>
+          <w:p>
+            <w:pPr>
+              <w:spacing w:after="80" w:line="310"/>
+            </w:pPr>
+            <w:r>
+              <w:rPr>
+                <w:rFonts w:ascii="Arial" w:cs="Arial" w:eastAsia="Arial" w:hAnsi="Arial"/>
+                <w:color w:val="1B1B1B"/>
+                <w:sz w:val="20"/>
+                <w:szCs w:val="20"/>
+              </w:rPr>
+              <w:t xml:space="preserve">Phải đổi mật độ xe, tắt dòng xe máy, hoặc đổi seed thì đàn xe đó mới thay.</w:t>
+            </w:r>
+          </w:p>
+          <w:p>
+            <w:pPr>
+              <w:spacing w:after="0" w:line="310"/>
+            </w:pPr>
+            <w:r>
+              <w:rPr>
+                <w:rFonts w:ascii="Arial" w:cs="Arial" w:eastAsia="Arial" w:hAnsi="Arial"/>
+                <w:color w:val="1B1B1B"/>
+                <w:sz w:val="20"/>
+                <w:szCs w:val="20"/>
+              </w:rPr>
+              <w:t xml:space="preserve">Nên ba thanh trượt mô tả «xe của ta tốt đến đâu», không phải «ngoài đường xảy ra chuyện gì». Câu 2 ở tiết 3 chính là quét tham số: khoá chặt cả ba tầng kịch bản, chỉ đổi ba thông số này.</w:t>
+            </w:r>
+          </w:p>
+        </w:tc>
+      </w:tr>
+    </w:tbl>
     <w:p>
       <w:pPr>
         <w:pStyle w:val="Heading1"/>

--- a/第四週(10-01)/Nguyên lý xe tự lái_Tuần 4_Tài liệu học tập.docx
+++ b/第四週(10-01)/Nguyên lý xe tự lái_Tuần 4_Tài liệu học tập.docx
@@ -4607,6 +4607,38 @@
           <w:sz w:val="22"/>
           <w:szCs w:val="22"/>
         </w:rPr>
+        <w:t xml:space="preserve">Nói rõ từ «kịch bản» trước đã. Kịch bản là chuyện xảy ra trong một khoảng thời gian, nên nó luôn có một hành động — chữ «phanh gấp» trong «xe trước phanh gấp» chính là hành động đó. Một tấm ảnh đứng yên (xe trước cách 35 m, 50 km/h, trời nắng) không có hành động, cái đó gọi là cảnh (scene), không phải kịch bản. Nối các tấm ảnh lại, ở giữa có chuyện xảy ra, mới gọi là kịch bản.</w:t>
+      </w:r>
+    </w:p>
+    <w:p>
+      <w:pPr>
+        <w:widowControl/>
+        <w:spacing w:after="100" w:before="0" w:line="312"/>
+        <w:ind w:left="0" w:firstLine="0"/>
+      </w:pPr>
+      <w:r>
+        <w:rPr>
+          <w:rFonts w:ascii="Arial" w:cs="Arial" w:eastAsia="Arial" w:hAnsi="Arial"/>
+          <w:color w:val="1B1B1B"/>
+          <w:sz w:val="22"/>
+          <w:szCs w:val="22"/>
+        </w:rPr>
+        <w:t xml:space="preserve">Đó là lý do mọi kịch bản trong luật đều là hành động: «tạt vào», «tạt ra», «xe trước giảm tốc» của UN R157, «búp bê xe đạp cắt ngang» của Euro NCAP. Đều trả lời câu «đã xảy ra chuyện gì».</w:t>
+      </w:r>
+    </w:p>
+    <w:p>
+      <w:pPr>
+        <w:widowControl/>
+        <w:spacing w:after="100" w:before="0" w:line="312"/>
+        <w:ind w:left="0" w:firstLine="0"/>
+      </w:pPr>
+      <w:r>
+        <w:rPr>
+          <w:rFonts w:ascii="Arial" w:cs="Arial" w:eastAsia="Arial" w:hAnsi="Arial"/>
+          <w:color w:val="1B1B1B"/>
+          <w:sz w:val="22"/>
+          <w:szCs w:val="22"/>
+        </w:rPr>
         <w:t xml:space="preserve">Kịch bản chia làm ba tầng, từ mơ hồ đến chính xác. Cùng một câu «xe trước phanh gấp», mỗi tầng thêm một ít con số, thêm cho tới khi máy tính chạy được.</w:t>
       </w:r>
     </w:p>
@@ -5608,7 +5640,7 @@
                 <w:sz w:val="18"/>
                 <w:szCs w:val="18"/>
               </w:rPr>
-              <w:t xml:space="preserve">Cái tên trên menu «Tình huống trên lớp»</w:t>
+              <w:t xml:space="preserve">Ba ô tích dưới mục «Điều kiện đường» — mỗi ô là một việc sẽ xảy ra</w:t>
             </w:r>
           </w:p>
         </w:tc>
@@ -5625,18 +5657,50 @@
           </w:tcPr>
           <w:p>
             <w:pPr>
-              <w:spacing w:after="0" w:line="265"/>
-            </w:pPr>
-            <w:r>
-              <w:rPr>
-                <w:rFonts w:ascii="Arial" w:cs="Arial" w:eastAsia="Arial" w:hAnsi="Arial"/>
-                <w:b w:val="false"/>
-                <w:bCs w:val="false"/>
-                <w:color w:val="1B1B1B"/>
-                <w:sz w:val="18"/>
-                <w:szCs w:val="18"/>
-              </w:rPr>
-              <w:t xml:space="preserve">«Hà Nội giờ cao điểm» — không một con số nào</w:t>
+              <w:spacing w:after="40" w:line="265"/>
+            </w:pPr>
+            <w:r>
+              <w:rPr>
+                <w:rFonts w:ascii="Arial" w:cs="Arial" w:eastAsia="Arial" w:hAnsi="Arial"/>
+                <w:b w:val="false"/>
+                <w:bCs w:val="false"/>
+                <w:color w:val="1B1B1B"/>
+                <w:sz w:val="18"/>
+                <w:szCs w:val="18"/>
+              </w:rPr>
+              <w:t xml:space="preserve">Dòng xe máy → «xe máy lách qua khe»</w:t>
+            </w:r>
+          </w:p>
+          <w:p>
+            <w:pPr>
+              <w:spacing w:after="40" w:line="265"/>
+            </w:pPr>
+            <w:r>
+              <w:rPr>
+                <w:rFonts w:ascii="Arial" w:cs="Arial" w:eastAsia="Arial" w:hAnsi="Arial"/>
+                <w:b w:val="false"/>
+                <w:bCs w:val="false"/>
+                <w:color w:val="1B1B1B"/>
+                <w:sz w:val="18"/>
+                <w:szCs w:val="18"/>
+              </w:rPr>
+              <w:t xml:space="preserve">Xe tải đỗ sai → «xe tải đỗ sai chắn nửa làn»</w:t>
+            </w:r>
+          </w:p>
+          <w:p>
+            <w:pPr>
+              <w:spacing w:after="0" w:line="265"/>
+            </w:pPr>
+            <w:r>
+              <w:rPr>
+                <w:rFonts w:ascii="Arial" w:cs="Arial" w:eastAsia="Arial" w:hAnsi="Arial"/>
+                <w:b w:val="false"/>
+                <w:bCs w:val="false"/>
+                <w:color w:val="1B1B1B"/>
+                <w:sz w:val="18"/>
+                <w:szCs w:val="18"/>
+              </w:rPr>
+              <w:t xml:space="preserve">Người băng qua → «người từ lề đường bước ra»</w:t>
             </w:r>
           </w:p>
         </w:tc>
@@ -5698,7 +5762,7 @@
                 <w:sz w:val="18"/>
                 <w:szCs w:val="18"/>
               </w:rPr>
-              <w:t xml:space="preserve">Mấy ô đường sá dưới cái tên đó: mật độ xe, dòng xe máy, xe tải đỗ sai, người băng qua, thời tiết, tốc độ mục tiêu</w:t>
+              <w:t xml:space="preserve">Thêm mấy ô còn lại: mật độ xe, thời tiết, tốc độ mục tiêu</w:t>
             </w:r>
           </w:p>
         </w:tc>
@@ -5726,7 +5790,7 @@
                 <w:sz w:val="18"/>
                 <w:szCs w:val="18"/>
               </w:rPr>
-              <w:t xml:space="preserve">Mật độ 7 · có xe máy · có xe đỗ sai · có người đi bộ · trời nắng · 40 km/h — sáu ô này khoanh ra cả một nhóm tình huống</w:t>
+              <w:t xml:space="preserve">Mật độ 7 · trời nắng · 40 km/h — cộng lại khoanh ra cả một nhóm tình huống</w:t>
             </w:r>
           </w:p>
         </w:tc>
@@ -5940,6 +6004,22 @@
           <w:szCs w:val="22"/>
         </w:rPr>
         <w:t xml:space="preserve"/>
+      </w:r>
+    </w:p>
+    <w:p>
+      <w:pPr>
+        <w:widowControl/>
+        <w:spacing w:after="100" w:before="0" w:line="312"/>
+        <w:ind w:left="0" w:firstLine="0"/>
+      </w:pPr>
+      <w:r>
+        <w:rPr>
+          <w:rFonts w:ascii="Arial" w:cs="Arial" w:eastAsia="Arial" w:hAnsi="Arial"/>
+          <w:color w:val="1B1B1B"/>
+          <w:sz w:val="22"/>
+          <w:szCs w:val="22"/>
+        </w:rPr>
+        <w:t xml:space="preserve">Vậy bản thân cái tên «Hà Nội giờ cao điểm» là gì? Nó là sân khấu, không phải vở diễn. Nó chỉ nói «ở đâu, ngoài đường có gì», không nói «đã xảy ra chuyện gì». Chọn nó là dựng sẵn sân khấu rồi bật luôn ba việc ở trên cùng một lúc.</w:t>
       </w:r>
     </w:p>
     <w:p>
